--- a/Test_Plan_File_Compression_Tool_Team14.docx
+++ b/Test_Plan_File_Compression_Tool_Team14.docx
@@ -168,6 +168,7 @@
         <w:pStyle w:val="Heading2"/>
       </w:pPr>
       <w:r>
+        <w:lastRenderedPageBreak/>
         <w:t>3. Features to be Tested</w:t>
       </w:r>
     </w:p>
@@ -429,6 +430,7 @@
         <w:rPr>
           <w:lang w:val="en-US"/>
         </w:rPr>
+        <w:lastRenderedPageBreak/>
         <w:t>accepted; all SRS security requirements tested; requirement coverage documented; acceptance criteria met.</w:t>
       </w:r>
     </w:p>
@@ -650,6 +652,7 @@
         <w:pStyle w:val="Heading2"/>
       </w:pPr>
       <w:r>
+        <w:lastRenderedPageBreak/>
         <w:t>8. Test Deliverables</w:t>
       </w:r>
     </w:p>
@@ -1133,6 +1136,7 @@
         <w:pStyle w:val="Heading2"/>
       </w:pPr>
       <w:r>
+        <w:lastRenderedPageBreak/>
         <w:t>12. Suspension &amp; Resumption Criteria</w:t>
       </w:r>
     </w:p>
@@ -1913,6 +1917,7 @@
               <w:rPr>
                 <w:sz w:val="14"/>
               </w:rPr>
+              <w:lastRenderedPageBreak/>
               <w:t>and checksum are readable</w:t>
             </w:r>
           </w:p>
@@ -1927,6 +1932,7 @@
               <w:rPr>
                 <w:sz w:val="14"/>
               </w:rPr>
+              <w:lastRenderedPageBreak/>
               <w:t>Metadata matches source and payload</w:t>
             </w:r>
           </w:p>
@@ -2514,6 +2520,7 @@
         <w:br/>
       </w:r>
       <w:r>
+        <w:lastRenderedPageBreak/>
         <w:t>SAF-02 → TC-01/TC-08/TC-10 → failure handling and safe output creation.</w:t>
       </w:r>
       <w:r>
@@ -2833,7 +2840,7 @@
               <w:rPr>
                 <w:sz w:val="16"/>
               </w:rPr>
-              <w:t>Project Team / Guide</w:t>
+              <w:t>Greeshma N</w:t>
             </w:r>
           </w:p>
         </w:tc>
@@ -2878,23 +2885,65 @@
 </w:document>
 </file>
 
+<file path=word/endnotes.xml><?xml version="1.0" encoding="utf-8"?>
+<w:endnotes xmlns:wpc="http://schemas.microsoft.com/office/word/2010/wordprocessingCanvas" xmlns:cx="http://schemas.microsoft.com/office/drawing/2014/chartex" xmlns:cx1="http://schemas.microsoft.com/office/drawing/2015/9/8/chartex" xmlns:cx2="http://schemas.microsoft.com/office/drawing/2015/10/21/chartex" xmlns:cx3="http://schemas.microsoft.com/office/drawing/2016/5/9/chartex" xmlns:cx4="http://schemas.microsoft.com/office/drawing/2016/5/10/chartex" xmlns:cx5="http://schemas.microsoft.com/office/drawing/2016/5/11/chartex" xmlns:cx6="http://schemas.microsoft.com/office/drawing/2016/5/12/chartex" xmlns:cx7="http://schemas.microsoft.com/office/drawing/2016/5/13/chartex" xmlns:cx8="http://schemas.microsoft.com/office/drawing/2016/5/14/chartex" xmlns:mc="http://schemas.openxmlformats.org/markup-compatibility/2006" xmlns:m="http://schemas.openxmlformats.org/officeDocument/2006/math" xmlns:aink="http://schemas.microsoft.com/office/drawing/2016/ink" xmlns:am3d="http://schemas.microsoft.com/office/drawing/2017/model3d" xmlns:oel="http://schemas.microsoft.com/office/2019/extlst" xmlns:r="http://schemas.openxmlformats.org/officeDocument/2006/relationships" xmlns:wp14="http://schemas.microsoft.com/office/word/2010/wordprocessingDrawing" xmlns:wp="http://schemas.openxmlformats.org/drawingml/2006/wordprocessingDrawing" xmlns:wpg="http://schemas.microsoft.com/office/word/2010/wordprocessingGroup" xmlns:wpi="http://schemas.microsoft.com/office/word/2010/wordprocessingInk" xmlns:wps="http://schemas.microsoft.com/office/word/2010/wordprocessingShape" xmlns:o="urn:schemas-microsoft-com:office:office" xmlns:v="urn:schemas-microsoft-com:vml" xmlns:w10="urn:schemas-microsoft-com:office:word" xmlns:w="http://schemas.openxmlformats.org/wordprocessingml/2006/main" xmlns:w14="http://schemas.microsoft.com/office/word/2010/wordml" xmlns:w15="http://schemas.microsoft.com/office/word/2012/wordml" xmlns:w16cex="http://schemas.microsoft.com/office/word/2018/wordml/cex" xmlns:w16cid="http://schemas.microsoft.com/office/word/2016/wordml/cid" xmlns:w16="http://schemas.microsoft.com/office/word/2018/wordml" xmlns:w16sdtdh="http://schemas.microsoft.com/office/word/2020/wordml/sdtdatahash" xmlns:w16sdtfl="http://schemas.microsoft.com/office/word/2024/wordml/sdtformatlock" xmlns:w16se="http://schemas.microsoft.com/office/word/2015/wordml/symex" xmlns:w16du="http://schemas.microsoft.com/office/word/2023/wordml/word16du" xmlns:wne="http://schemas.microsoft.com/office/word/2006/wordml" mc:Ignorable="w14 w15 w16se w16cid w16 w16cex w16sdtdh w16sdtfl w16du wp14">
+  <w:endnote w:type="separator" w:id="-1">
+    <w:p>
+      <w:pPr>
+        <w:spacing w:after="0" w:line="240" w:lineRule="auto"/>
+      </w:pPr>
+      <w:r>
+        <w:separator/>
+      </w:r>
+    </w:p>
+  </w:endnote>
+  <w:endnote w:type="continuationSeparator" w:id="0">
+    <w:p>
+      <w:pPr>
+        <w:spacing w:after="0" w:line="240" w:lineRule="auto"/>
+      </w:pPr>
+      <w:r>
+        <w:continuationSeparator/>
+      </w:r>
+    </w:p>
+  </w:endnote>
+</w:endnotes>
+</file>
+
 <file path=word/footer1.xml><?xml version="1.0" encoding="utf-8"?>
-<w:ftr xmlns:m="http://schemas.openxmlformats.org/officeDocument/2006/math" xmlns:mc="http://schemas.openxmlformats.org/markup-compatibility/2006" xmlns:mo="http://schemas.microsoft.com/office/mac/office/2008/main" xmlns:mv="urn:schemas-microsoft-com:mac:vml" xmlns:o="urn:schemas-microsoft-com:office:office" xmlns:r="http://schemas.openxmlformats.org/officeDocument/2006/relationships" xmlns:v="urn:schemas-microsoft-com:vml" xmlns:w10="urn:schemas-microsoft-com:office:word" xmlns:w14="http://schemas.microsoft.com/office/word/2010/wordml" xmlns:w="http://schemas.openxmlformats.org/wordprocessingml/2006/main" xmlns:wne="http://schemas.microsoft.com/office/word/2006/wordml" xmlns:wp14="http://schemas.microsoft.com/office/word/2010/wordprocessingDrawing" xmlns:wp="http://schemas.openxmlformats.org/drawingml/2006/wordprocessingDrawing" xmlns:wpc="http://schemas.microsoft.com/office/word/2010/wordprocessingCanvas" xmlns:wpg="http://schemas.microsoft.com/office/word/2010/wordprocessingGroup" xmlns:wpi="http://schemas.microsoft.com/office/word/2010/wordprocessingInk" xmlns:wps="http://schemas.microsoft.com/office/word/2010/wordprocessingShape" mc:Ignorable="w14 wp14">
-  <w:p>
-    <w:pPr>
-      <w:pStyle w:val="Footer"/>
-    </w:pPr>
-  </w:p>
+<w:ftr xmlns:wpc="http://schemas.microsoft.com/office/word/2010/wordprocessingCanvas" xmlns:cx="http://schemas.microsoft.com/office/drawing/2014/chartex" xmlns:cx1="http://schemas.microsoft.com/office/drawing/2015/9/8/chartex" xmlns:cx2="http://schemas.microsoft.com/office/drawing/2015/10/21/chartex" xmlns:cx3="http://schemas.microsoft.com/office/drawing/2016/5/9/chartex" xmlns:cx4="http://schemas.microsoft.com/office/drawing/2016/5/10/chartex" xmlns:cx5="http://schemas.microsoft.com/office/drawing/2016/5/11/chartex" xmlns:cx6="http://schemas.microsoft.com/office/drawing/2016/5/12/chartex" xmlns:cx7="http://schemas.microsoft.com/office/drawing/2016/5/13/chartex" xmlns:cx8="http://schemas.microsoft.com/office/drawing/2016/5/14/chartex" xmlns:mc="http://schemas.openxmlformats.org/markup-compatibility/2006" xmlns:m="http://schemas.openxmlformats.org/officeDocument/2006/math" xmlns:aink="http://schemas.microsoft.com/office/drawing/2016/ink" xmlns:am3d="http://schemas.microsoft.com/office/drawing/2017/model3d" xmlns:oel="http://schemas.microsoft.com/office/2019/extlst" xmlns:r="http://schemas.openxmlformats.org/officeDocument/2006/relationships" xmlns:wp14="http://schemas.microsoft.com/office/word/2010/wordprocessingDrawing" xmlns:wp="http://schemas.openxmlformats.org/drawingml/2006/wordprocessingDrawing" xmlns:wpg="http://schemas.microsoft.com/office/word/2010/wordprocessingGroup" xmlns:wpi="http://schemas.microsoft.com/office/word/2010/wordprocessingInk" xmlns:wps="http://schemas.microsoft.com/office/word/2010/wordprocessingShape" xmlns:o="urn:schemas-microsoft-com:office:office" xmlns:v="urn:schemas-microsoft-com:vml" xmlns:w10="urn:schemas-microsoft-com:office:word" xmlns:w="http://schemas.openxmlformats.org/wordprocessingml/2006/main" xmlns:w14="http://schemas.microsoft.com/office/word/2010/wordml" xmlns:w15="http://schemas.microsoft.com/office/word/2012/wordml" xmlns:w16cex="http://schemas.microsoft.com/office/word/2018/wordml/cex" xmlns:w16cid="http://schemas.microsoft.com/office/word/2016/wordml/cid" xmlns:w16="http://schemas.microsoft.com/office/word/2018/wordml" xmlns:w16sdtdh="http://schemas.microsoft.com/office/word/2020/wordml/sdtdatahash" xmlns:w16sdtfl="http://schemas.microsoft.com/office/word/2024/wordml/sdtformatlock" xmlns:w16se="http://schemas.microsoft.com/office/word/2015/wordml/symex" xmlns:w16du="http://schemas.microsoft.com/office/word/2023/wordml/word16du" xmlns:wne="http://schemas.microsoft.com/office/word/2006/wordml" mc:Ignorable="w14 w15 w16se w16cid w16 w16cex w16sdtdh w16sdtfl w16du wp14">
+  <w:p/>
 </w:ftr>
 </file>
 
+<file path=word/footnotes.xml><?xml version="1.0" encoding="utf-8"?>
+<w:footnotes xmlns:wpc="http://schemas.microsoft.com/office/word/2010/wordprocessingCanvas" xmlns:cx="http://schemas.microsoft.com/office/drawing/2014/chartex" xmlns:cx1="http://schemas.microsoft.com/office/drawing/2015/9/8/chartex" xmlns:cx2="http://schemas.microsoft.com/office/drawing/2015/10/21/chartex" xmlns:cx3="http://schemas.microsoft.com/office/drawing/2016/5/9/chartex" xmlns:cx4="http://schemas.microsoft.com/office/drawing/2016/5/10/chartex" xmlns:cx5="http://schemas.microsoft.com/office/drawing/2016/5/11/chartex" xmlns:cx6="http://schemas.microsoft.com/office/drawing/2016/5/12/chartex" xmlns:cx7="http://schemas.microsoft.com/office/drawing/2016/5/13/chartex" xmlns:cx8="http://schemas.microsoft.com/office/drawing/2016/5/14/chartex" xmlns:mc="http://schemas.openxmlformats.org/markup-compatibility/2006" xmlns:m="http://schemas.openxmlformats.org/officeDocument/2006/math" xmlns:aink="http://schemas.microsoft.com/office/drawing/2016/ink" xmlns:am3d="http://schemas.microsoft.com/office/drawing/2017/model3d" xmlns:oel="http://schemas.microsoft.com/office/2019/extlst" xmlns:r="http://schemas.openxmlformats.org/officeDocument/2006/relationships" xmlns:wp14="http://schemas.microsoft.com/office/word/2010/wordprocessingDrawing" xmlns:wp="http://schemas.openxmlformats.org/drawingml/2006/wordprocessingDrawing" xmlns:wpg="http://schemas.microsoft.com/office/word/2010/wordprocessingGroup" xmlns:wpi="http://schemas.microsoft.com/office/word/2010/wordprocessingInk" xmlns:wps="http://schemas.microsoft.com/office/word/2010/wordprocessingShape" xmlns:o="urn:schemas-microsoft-com:office:office" xmlns:v="urn:schemas-microsoft-com:vml" xmlns:w10="urn:schemas-microsoft-com:office:word" xmlns:w="http://schemas.openxmlformats.org/wordprocessingml/2006/main" xmlns:w14="http://schemas.microsoft.com/office/word/2010/wordml" xmlns:w15="http://schemas.microsoft.com/office/word/2012/wordml" xmlns:w16cex="http://schemas.microsoft.com/office/word/2018/wordml/cex" xmlns:w16cid="http://schemas.microsoft.com/office/word/2016/wordml/cid" xmlns:w16="http://schemas.microsoft.com/office/word/2018/wordml" xmlns:w16sdtdh="http://schemas.microsoft.com/office/word/2020/wordml/sdtdatahash" xmlns:w16sdtfl="http://schemas.microsoft.com/office/word/2024/wordml/sdtformatlock" xmlns:w16se="http://schemas.microsoft.com/office/word/2015/wordml/symex" xmlns:w16du="http://schemas.microsoft.com/office/word/2023/wordml/word16du" xmlns:wne="http://schemas.microsoft.com/office/word/2006/wordml" mc:Ignorable="w14 w15 w16se w16cid w16 w16cex w16sdtdh w16sdtfl w16du wp14">
+  <w:footnote w:type="separator" w:id="-1">
+    <w:p>
+      <w:pPr>
+        <w:spacing w:after="0" w:line="240" w:lineRule="auto"/>
+      </w:pPr>
+      <w:r>
+        <w:separator/>
+      </w:r>
+    </w:p>
+  </w:footnote>
+  <w:footnote w:type="continuationSeparator" w:id="0">
+    <w:p>
+      <w:pPr>
+        <w:spacing w:after="0" w:line="240" w:lineRule="auto"/>
+      </w:pPr>
+      <w:r>
+        <w:continuationSeparator/>
+      </w:r>
+    </w:p>
+  </w:footnote>
+</w:footnotes>
+</file>
+
 <file path=word/header1.xml><?xml version="1.0" encoding="utf-8"?>
-<w:hdr xmlns:m="http://schemas.openxmlformats.org/officeDocument/2006/math" xmlns:mc="http://schemas.openxmlformats.org/markup-compatibility/2006" xmlns:mo="http://schemas.microsoft.com/office/mac/office/2008/main" xmlns:mv="urn:schemas-microsoft-com:mac:vml" xmlns:o="urn:schemas-microsoft-com:office:office" xmlns:r="http://schemas.openxmlformats.org/officeDocument/2006/relationships" xmlns:v="urn:schemas-microsoft-com:vml" xmlns:w10="urn:schemas-microsoft-com:office:word" xmlns:w14="http://schemas.microsoft.com/office/word/2010/wordml" xmlns:w="http://schemas.openxmlformats.org/wordprocessingml/2006/main" xmlns:wne="http://schemas.microsoft.com/office/word/2006/wordml" xmlns:wp14="http://schemas.microsoft.com/office/word/2010/wordprocessingDrawing" xmlns:wp="http://schemas.openxmlformats.org/drawingml/2006/wordprocessingDrawing" xmlns:wpc="http://schemas.microsoft.com/office/word/2010/wordprocessingCanvas" xmlns:wpg="http://schemas.microsoft.com/office/word/2010/wordprocessingGroup" xmlns:wpi="http://schemas.microsoft.com/office/word/2010/wordprocessingInk" xmlns:wps="http://schemas.microsoft.com/office/word/2010/wordprocessingShape" mc:Ignorable="w14 wp14">
-  <w:p>
-    <w:pPr>
-      <w:pStyle w:val="Header"/>
-    </w:pPr>
-  </w:p>
+<w:hdr xmlns:wpc="http://schemas.microsoft.com/office/word/2010/wordprocessingCanvas" xmlns:cx="http://schemas.microsoft.com/office/drawing/2014/chartex" xmlns:cx1="http://schemas.microsoft.com/office/drawing/2015/9/8/chartex" xmlns:cx2="http://schemas.microsoft.com/office/drawing/2015/10/21/chartex" xmlns:cx3="http://schemas.microsoft.com/office/drawing/2016/5/9/chartex" xmlns:cx4="http://schemas.microsoft.com/office/drawing/2016/5/10/chartex" xmlns:cx5="http://schemas.microsoft.com/office/drawing/2016/5/11/chartex" xmlns:cx6="http://schemas.microsoft.com/office/drawing/2016/5/12/chartex" xmlns:cx7="http://schemas.microsoft.com/office/drawing/2016/5/13/chartex" xmlns:cx8="http://schemas.microsoft.com/office/drawing/2016/5/14/chartex" xmlns:mc="http://schemas.openxmlformats.org/markup-compatibility/2006" xmlns:m="http://schemas.openxmlformats.org/officeDocument/2006/math" xmlns:aink="http://schemas.microsoft.com/office/drawing/2016/ink" xmlns:am3d="http://schemas.microsoft.com/office/drawing/2017/model3d" xmlns:oel="http://schemas.microsoft.com/office/2019/extlst" xmlns:r="http://schemas.openxmlformats.org/officeDocument/2006/relationships" xmlns:wp14="http://schemas.microsoft.com/office/word/2010/wordprocessingDrawing" xmlns:wp="http://schemas.openxmlformats.org/drawingml/2006/wordprocessingDrawing" xmlns:wpg="http://schemas.microsoft.com/office/word/2010/wordprocessingGroup" xmlns:wpi="http://schemas.microsoft.com/office/word/2010/wordprocessingInk" xmlns:wps="http://schemas.microsoft.com/office/word/2010/wordprocessingShape" xmlns:o="urn:schemas-microsoft-com:office:office" xmlns:v="urn:schemas-microsoft-com:vml" xmlns:w10="urn:schemas-microsoft-com:office:word" xmlns:w="http://schemas.openxmlformats.org/wordprocessingml/2006/main" xmlns:w14="http://schemas.microsoft.com/office/word/2010/wordml" xmlns:w15="http://schemas.microsoft.com/office/word/2012/wordml" xmlns:w16cex="http://schemas.microsoft.com/office/word/2018/wordml/cex" xmlns:w16cid="http://schemas.microsoft.com/office/word/2016/wordml/cid" xmlns:w16="http://schemas.microsoft.com/office/word/2018/wordml" xmlns:w16sdtdh="http://schemas.microsoft.com/office/word/2020/wordml/sdtdatahash" xmlns:w16sdtfl="http://schemas.microsoft.com/office/word/2024/wordml/sdtformatlock" xmlns:w16se="http://schemas.microsoft.com/office/word/2015/wordml/symex" xmlns:w16du="http://schemas.microsoft.com/office/word/2023/wordml/word16du" xmlns:wne="http://schemas.microsoft.com/office/word/2006/wordml" mc:Ignorable="w14 w15 w16se w16cid w16 w16cex w16sdtdh w16sdtfl w16du wp14">
+  <w:p/>
 </w:hdr>
 </file>
 
@@ -3835,21 +3884,6 @@
 </file>
 
 <file path=customXml/item1.xml><?xml version="1.0" encoding="utf-8"?>
-<?mso-contentType ?>
-<FormTemplates xmlns="http://schemas.microsoft.com/sharepoint/v3/contenttype/forms">
-  <Display>DocumentLibraryForm</Display>
-  <Edit>DocumentLibraryForm</Edit>
-  <New>DocumentLibraryForm</New>
-</FormTemplates>
-</file>
-
-<file path=customXml/item2.xml><?xml version="1.0" encoding="utf-8"?>
-<p:properties xmlns:p="http://schemas.microsoft.com/office/2006/metadata/properties" xmlns:xsi="http://www.w3.org/2001/XMLSchema-instance" xmlns:pc="http://schemas.microsoft.com/office/infopath/2007/PartnerControls">
-  <documentManagement/>
-</p:properties>
-</file>
-
-<file path=customXml/item3.xml><?xml version="1.0" encoding="utf-8"?>
 <ct:contentTypeSchema xmlns:ct="http://schemas.microsoft.com/office/2006/metadata/contentType" xmlns:ma="http://schemas.microsoft.com/office/2006/metadata/properties/metaAttributes" ct:_="" ma:_="" ma:contentTypeName="Document" ma:contentTypeID="0x010100BFE14127171A624CB64D6FD45CF1553E" ma:contentTypeVersion="3" ma:contentTypeDescription="Create a new document." ma:contentTypeScope="" ma:versionID="70db5be04e18bd88187b116bf1f8cd5d">
   <xsd:schema xmlns:xsd="http://www.w3.org/2001/XMLSchema" xmlns:xs="http://www.w3.org/2001/XMLSchema" xmlns:p="http://schemas.microsoft.com/office/2006/metadata/properties" xmlns:ns2="603bae63-f7a0-4eb1-877c-666e9c60f78d" targetNamespace="http://schemas.microsoft.com/office/2006/metadata/properties" ma:root="true" ma:fieldsID="afe6f3614d89f9987eff90e5ef962278" ns2:_="">
     <xsd:import namespace="603bae63-f7a0-4eb1-877c-666e9c60f78d"/>
@@ -3987,24 +4021,22 @@
 </ct:contentTypeSchema>
 </file>
 
-<file path=customXml/itemProps1.xml><?xml version="1.0" encoding="utf-8"?>
-<ds:datastoreItem xmlns:ds="http://schemas.openxmlformats.org/officeDocument/2006/customXml" ds:itemID="{E88DB2DD-D36C-4B9C-9DFA-8D61386B17C2}">
-  <ds:schemaRefs>
-    <ds:schemaRef ds:uri="http://schemas.microsoft.com/sharepoint/v3/contenttype/forms"/>
-  </ds:schemaRefs>
-</ds:datastoreItem>
+<file path=customXml/item2.xml><?xml version="1.0" encoding="utf-8"?>
+<p:properties xmlns:p="http://schemas.microsoft.com/office/2006/metadata/properties" xmlns:xsi="http://www.w3.org/2001/XMLSchema-instance" xmlns:pc="http://schemas.microsoft.com/office/infopath/2007/PartnerControls">
+  <documentManagement/>
+</p:properties>
 </file>
 
-<file path=customXml/itemProps2.xml><?xml version="1.0" encoding="utf-8"?>
-<ds:datastoreItem xmlns:ds="http://schemas.openxmlformats.org/officeDocument/2006/customXml" ds:itemID="{9BB8582A-D6DC-4C57-A3B0-4A34105F2EE0}">
-  <ds:schemaRefs>
-    <ds:schemaRef ds:uri="http://schemas.microsoft.com/office/2006/metadata/properties"/>
-    <ds:schemaRef ds:uri="http://schemas.microsoft.com/office/infopath/2007/PartnerControls"/>
-  </ds:schemaRefs>
-</ds:datastoreItem>
+<file path=customXml/item3.xml><?xml version="1.0" encoding="utf-8"?>
+<?mso-contentType ?>
+<FormTemplates xmlns="http://schemas.microsoft.com/sharepoint/v3/contenttype/forms">
+  <Display>DocumentLibraryForm</Display>
+  <Edit>DocumentLibraryForm</Edit>
+  <New>DocumentLibraryForm</New>
+</FormTemplates>
 </file>
 
-<file path=customXml/itemProps3.xml><?xml version="1.0" encoding="utf-8"?>
+<file path=customXml/itemProps1.xml><?xml version="1.0" encoding="utf-8"?>
 <ds:datastoreItem xmlns:ds="http://schemas.openxmlformats.org/officeDocument/2006/customXml" ds:itemID="{C7EC2033-1F9D-4D6D-B194-AA8D8BB2E5EC}">
   <ds:schemaRefs>
     <ds:schemaRef ds:uri="http://schemas.microsoft.com/office/2006/metadata/contentType"/>
@@ -4020,4 +4052,21 @@
     <ds:schemaRef ds:uri="http://schemas.microsoft.com/internal/obd"/>
   </ds:schemaRefs>
 </ds:datastoreItem>
+</file>
+
+<file path=customXml/itemProps2.xml><?xml version="1.0" encoding="utf-8"?>
+<ds:datastoreItem xmlns:ds="http://schemas.openxmlformats.org/officeDocument/2006/customXml" ds:itemID="{9BB8582A-D6DC-4C57-A3B0-4A34105F2EE0}">
+  <ds:schemaRefs>
+    <ds:schemaRef ds:uri="http://schemas.microsoft.com/office/2006/metadata/properties"/>
+    <ds:schemaRef ds:uri="http://schemas.microsoft.com/office/infopath/2007/PartnerControls"/>
+  </ds:schemaRefs>
+</ds:datastoreItem>
+</file>
+
+<file path=customXml/itemProps3.xml><?xml version="1.0" encoding="utf-8"?>
+<ds:datastoreItem xmlns:ds="http://schemas.openxmlformats.org/officeDocument/2006/customXml" ds:itemID="{E88DB2DD-D36C-4B9C-9DFA-8D61386B17C2}">
+  <ds:schemaRefs>
+    <ds:schemaRef ds:uri="http://schemas.microsoft.com/sharepoint/v3/contenttype/forms"/>
+  </ds:schemaRefs>
+</ds:datastoreItem>
 </file>